--- a/generated_reports/Hard drives.docx
+++ b/generated_reports/Hard drives.docx
@@ -7,7 +7,7 @@
         <w:pStyle w:val="Heading1"/>
       </w:pPr>
       <w:r>
-        <w:t>Hard drives</w:t>
+        <w:t>Hard Drives</w:t>
       </w:r>
     </w:p>
     <w:p>
@@ -15,53 +15,43 @@
         <w:pStyle w:val="Heading2"/>
       </w:pPr>
       <w:r>
-        <w:t>Author:Dakata</w:t>
+        <w:t>Author:Rali123</w:t>
       </w:r>
     </w:p>
     <w:p>
       <w:r>
-        <w:t>Hard Drives Report</w:t>
+        <w:t>Hard Drives</w:t>
         <w:br/>
         <w:br/>
-        <w:t xml:space="preserve">   Some hard drives are hermetically sealed (airtight), allowing them to operate at any altitude and withstand extreme shock and temperature. These are typically for military and industrial applications and are more expensive than standard hard drives.</w:t>
+        <w:t xml:space="preserve">   Hard drives found in PCs today spin at 7,200 rpm, with high-performance models spinning at 10,000 rpm. Less expensive drives still spin at 5,400 rpm.</w:t>
         <w:br/>
-        <w:t xml:space="preserve">   Hard drives can experience moisture entry and condensation due to filtered ports. Manufacturers provide specific procedures for acclimating hard drives to new temperature and humidity environments, particularly when moving to a warmer environment to prevent condensation.</w:t>
+        <w:t xml:space="preserve">   Small 2 1/2-inch notebook drives run at 4,200 rpm to conserve power.</w:t>
         <w:br/>
-        <w:t xml:space="preserve">   A "HDD Environmental Acclimation Table" suggests placing a hard drive from a colder environment into its normal operating environment for a specified duration before powering it on to avoid damage from condensation.</w:t>
+        <w:t xml:space="preserve">   15,000 rpm drives are typically found in high-performance workstations or servers.</w:t>
         <w:br/>
-        <w:t xml:space="preserve">   The motor that spins the platters is called the spindle motor, which is directly connected to the spindle without belts or gears. It must operate without noise or vibration and have precisely controlled speed.</w:t>
+        <w:t xml:space="preserve">   High rotational speeds, a fast head-positioning mechanism, and more sectors per track contribute to a hard disk's overall speed.</w:t>
         <w:br/>
-        <w:t xml:space="preserve">   Hard disk rotational speeds vary:</w:t>
+        <w:t xml:space="preserve">   In most HDDs, the heads do not touch the platters during normal operation.</w:t>
         <w:br/>
-        <w:t xml:space="preserve">       Common in PCs: 7,200 rpm</w:t>
+        <w:t xml:space="preserve">   Most drives use a Contact Start Stop (CSS) design where heads rest on platters when powered off and lift off due to an air cushion when powered on.</w:t>
         <w:br/>
-        <w:t xml:space="preserve">       High-performance models: 10,000 rpm</w:t>
+        <w:t xml:space="preserve">   A "head crash" occurs if the air cushion is disturbed, causing the head to forcefully contact the platter and potentially damage the drive.</w:t>
         <w:br/>
-        <w:t xml:space="preserve">       Less-expensive drives: 5,400 rpm</w:t>
+        <w:t xml:space="preserve">   Newer drives use a load/unload mechanism, often with a ramp, to prevent heads from contacting the platters, even when powered off. This is common in 2 1/2-inch notebook drives for mechanical shock resistance.</w:t>
         <w:br/>
-        <w:t xml:space="preserve">       Small 2 1/2-inch notebook drives: 4,200 rpm (for power conservation)</w:t>
+        <w:t xml:space="preserve">   Hard drives can have up to 270,000 or more tracks per inch (TPI).</w:t>
         <w:br/>
-        <w:t xml:space="preserve">       High-performance workstations or servers: 15,000 rpm (higher cost, heat, and noise)</w:t>
+        <w:t xml:space="preserve">   Head disk assemblies (HDAs), containing platters, are assembled and sealed in clean rooms. Repairing parts inside an HDA is expensive and few companies do it.</w:t>
         <w:br/>
-        <w:t xml:space="preserve">   Higher rotational speeds, faster head-positioning mechanisms, and more sectors per track contribute to a hard disk's overall speed.</w:t>
+        <w:t xml:space="preserve">   Opening an HDD's HDA is strongly discouraged as it voids the warranty and requires specialized equipment and expertise.</w:t>
         <w:br/>
-        <w:t xml:space="preserve">   Normally, heads in HDDs do not touch the platters during operation.</w:t>
+        <w:t xml:space="preserve">   Some manufacturers produce hermetically sealed (airtight) drives for military and industrial applications, allowing operation at any altitude and resistance to shock and temperature extremes, though they are more expensive.</w:t>
         <w:br/>
-        <w:t xml:space="preserve">   Most drives use a Contact Start Stop (CSS) design where heads rest on the platters when powered off, moving to the innermost cylinder. When powered on, heads slide on the platter surface until an air cushion lifts them.</w:t>
+        <w:t xml:space="preserve">   Most hard drives have a filtered port, allowing moisture to enter over time. Condensation from humidity can damage the drive if powered on.</w:t>
         <w:br/>
-        <w:t xml:space="preserve">   A "head crash" occurs if the air cushion is disturbed, causing the head to forcefully contact a spinning platter, potentially leading to data loss or a ruined drive. Drives are designed with special lubricants and hardened surfaces to withstand routine head-platter contact during power cycles.</w:t>
+        <w:t xml:space="preserve">   Hard disk manufacturers provide procedures for acclimating a drive to a new environment, especially when moving from a colder to a warmer climate to prevent condensation.</w:t>
         <w:br/>
-        <w:t xml:space="preserve">   Newer drives utilize a load/unload mechanism to prevent heads from contacting platters, even when powered off. This mechanism, often found in notebook drives for shock resistance, uses a ramp to lift the heads. When powered on, platters reach full speed before heads are released down the ramp, using airflow to prevent contact.</w:t>
-        <w:br/>
-        <w:t xml:space="preserve">   Head disk assemblies (HDAs), containing the platters, are sealed and nonremovable, enabling high track densities (over 270,000 tracks per inch).</w:t>
-        <w:br/>
-        <w:t xml:space="preserve">   HDAs are assembled and sealed in clean rooms. Repairing parts inside a sealed HDA is expensive and rarely done by companies.</w:t>
-        <w:br/>
-        <w:t xml:space="preserve">   All hard disks eventually fail; therefore, data backup is critical.</w:t>
-        <w:br/>
-        <w:t xml:space="preserve">   Opening an HDD's HDA is strongly discouraged without specialized equipment and expertise, as manufacturers design them to be difficult to open, and doing so voids the warranty.</w:t>
-        <w:br/>
-        <w:t xml:space="preserve">   Despite warnings against repair, disk drives can operate without a cover, and some have been demonstrated operating with covers removed.</w:t>
+        <w:t xml:space="preserve">   The spindle motor spins the platters and is directly connected, without belts or gears. It must be free of noise and vibration and precisely controlled for speed to avoid disrupting read/write operations.</w:t>
       </w:r>
     </w:p>
     <w:sectPr>
